--- a/klagomål/A 28141-2026 FSC-klagomål.docx
+++ b/klagomål/A 28141-2026 FSC-klagomål.docx
@@ -1053,7 +1053,7 @@
     <w:r>
       <w:tab/>
       <w:tab/>
-      <w:t>2026-07-13</w:t>
+      <w:t>2026-07-14</w:t>
       <w:br/>
       <w:br/>
     </w:r>

--- a/klagomål/A 28141-2026 FSC-klagomål.docx
+++ b/klagomål/A 28141-2026 FSC-klagomål.docx
@@ -1053,7 +1053,7 @@
     <w:r>
       <w:tab/>
       <w:tab/>
-      <w:t>2026-07-14</w:t>
+      <w:t>2026-07-15</w:t>
       <w:br/>
       <w:br/>
     </w:r>

--- a/klagomål/A 28141-2026 FSC-klagomål.docx
+++ b/klagomål/A 28141-2026 FSC-klagomål.docx
@@ -163,7 +163,7 @@
         <w:pStyle w:val="Title"/>
       </w:pPr>
       <w:r>
-        <w:t>Inledande FSC- /PEFC-klagomål – information om höga naturvärden i avverkningsanmälan A 28141-2026 i Norrköpings kommun</w:t>
+        <w:t>Inledande FSC- /PEFC-klagomål – information om höga naturvärden och fridlysta arter i avverkningsanmälan A 28141-2026 i Norrköpings kommun</w:t>
       </w:r>
     </w:p>
     <w:p>
@@ -221,7 +221,7 @@
     </w:p>
     <w:p>
       <w:r>
-        <w:t>I och inom 22 meter från avverkningsanmälan finns fynd av 7 naturvårdsarter, varav 1 är rödlistad, 6 är typiska (T) och 6 är signalarter (S): tallticka (NT, T), brandticka (S), fällmossa (S, T), grovticka (S, T), guldlockmossa (S, T), mindre märgborre (S, T) och platt fjädermossa (S, T). Se Figur 1.</w:t>
+        <w:t>I och inom 22 meter från avverkningsanmälan finns fynd av 10 naturvårdsarter, varav 2 är rödlistade, 3 är fridlysta, 8 är typiska (T) och 6 är signalarter (S): knärot (VU, T, §8), tallticka (NT, T), brandticka (S), fällmossa (S, T), grovticka (S, T), guldlockmossa (S, T), mindre märgborre (S, T), platt fjädermossa (S, T), spillkråka (T, §4) och fläcknycklar (§8). Se Figur 1.</w:t>
       </w:r>
     </w:p>
     <w:p>
@@ -252,10 +252,10 @@
         <w:rPr>
           <w:b/>
         </w:rPr>
-        <w:t xml:space="preserve">Tallticka (NT) </w:t>
-      </w:r>
-      <w:r>
-        <w:t xml:space="preserve">uppträder först på tallar som är 100–150 år gamla men är vanligast på träd som är runt 150–200 år eller äldre. I skogslandskapet är den främst knuten till tallnaturskogar och restbiotoper med biologiskt gamla träd och signalerar vanligtvis skyddsvärda tallbestånd med höga naturvärden. Tallticka är typisk art för </w:t>
+        <w:t>Knärot (VU, §8)</w:t>
+      </w:r>
+      <w:r>
+        <w:t xml:space="preserve"> är typisk art för </w:t>
       </w:r>
       <w:r>
         <w:rPr>
@@ -264,6 +264,106 @@
         <w:t xml:space="preserve">9010 Taiga </w:t>
       </w:r>
       <w:r>
+        <w:t>och</w:t>
+      </w:r>
+      <w:r>
+        <w:rPr>
+          <w:i/>
+        </w:rPr>
+        <w:t xml:space="preserve"> 9050 Näringsrik granskog</w:t>
+      </w:r>
+      <w:r>
+        <w:t xml:space="preserve">, rödlistad som sårbar och fridlyst enligt 8§ artskyddsförordningen. En nyligen genomförd analys av 79 floraväktarlokaler indikerar att det behövs någonstans mellan 100 och 150 meters skyddszon för att en knärotspopulation inte ska dö ut på lång sikt (Sebestyén &amp; Sundberg, 2025). Detta ligger väl i linje med tidigare genomförda studier som visar att det krävs väl tilltagna buffertzoner för att knäroten inte ska ta skada av skogsbruksåtgärder i intilliggande skog (Johnson, 2014; Koelmeijer m.fl., 2022; Skogsstyrelsen, 2022). Arten är även känslig för gallring vilket framgår av Skogsstyrelsens egen vägledning för hänsyn till knärot (Skogsstyrelsen, 2022). Ytterligare en studie visar på den starka korrelationen mellan minskande arealer kontinuitetsskog och lokal utdöenderisk. Knäroten uppvisade en mycket låg koloniseringsgrad (0,7 % över 10 år) i kombination med hög lokal utrotningsrisk (75,2 %), där utrotningssannolikheten ökade kraftigt när arealen kontinuitetsskog minskade mellan undersökningar, t.ex. på grund av kalhyggesbruk (Johansson et al., 2026). För rika förekomster av knärot är reservatsbildning eller biotopskydd lämpliga åtgärder för att skydda den. På knärot kan den sällsynta rostsvampen </w:t>
+      </w:r>
+      <w:r>
+        <w:rPr>
+          <w:i/>
+        </w:rPr>
+        <w:t>Pucciniastrum goodyerae</w:t>
+      </w:r>
+      <w:r>
+        <w:t xml:space="preserve"> påträffas. </w:t>
+      </w:r>
+      <w:r>
+        <w:rPr>
+          <w:i/>
+        </w:rPr>
+        <w:t>Pucciniastrum goodyerae</w:t>
+      </w:r>
+      <w:r>
+        <w:t xml:space="preserve"> är klassad som NE (ej bedömd) i rödlistan (SLU Artdatabanken, 2024).</w:t>
+      </w:r>
+    </w:p>
+    <w:p>
+      <w:r>
+        <w:t>I det avverkningsanmälda området finns 1 fyndplatser för knärot registrerade på Artportalen. Figur 2 visar gränserna för buffertzoner på 50 m, som behöver lämnas kring fyndplatserna för att knärotslokalerna inte ska försvinna vid en avverkning. Av det avverkningsanmälda området överlappar 0.34 ha med buffertzonerna och får av detta skäl inte avverkas.</w:t>
+      </w:r>
+    </w:p>
+    <w:p>
+      <w:pPr>
+        <w:pStyle w:val="Caption"/>
+      </w:pPr>
+      <w:r>
+        <w:drawing>
+          <wp:inline xmlns:a="http://schemas.openxmlformats.org/drawingml/2006/main" xmlns:pic="http://schemas.openxmlformats.org/drawingml/2006/picture">
+            <wp:extent cx="5486400" cy="4896282"/>
+            <wp:docPr id="2" name="Picture 2"/>
+            <wp:cNvGraphicFramePr>
+              <a:graphicFrameLocks noChangeAspect="1"/>
+            </wp:cNvGraphicFramePr>
+            <a:graphic>
+              <a:graphicData uri="http://schemas.openxmlformats.org/drawingml/2006/picture">
+                <pic:pic>
+                  <pic:nvPicPr>
+                    <pic:cNvPr id="0" name="A 28141-2026 karta knärot.png"/>
+                    <pic:cNvPicPr/>
+                  </pic:nvPicPr>
+                  <pic:blipFill>
+                    <a:blip r:embed="rId17"/>
+                    <a:stretch>
+                      <a:fillRect/>
+                    </a:stretch>
+                  </pic:blipFill>
+                  <pic:spPr>
+                    <a:xfrm>
+                      <a:off x="0" y="0"/>
+                      <a:ext cx="5486400" cy="4896282"/>
+                    </a:xfrm>
+                    <a:prstGeom prst="rect"/>
+                  </pic:spPr>
+                </pic:pic>
+              </a:graphicData>
+            </a:graphic>
+          </wp:inline>
+        </w:drawing>
+      </w:r>
+    </w:p>
+    <w:p>
+      <w:pPr>
+        <w:pStyle w:val="Caption"/>
+        <w:spacing w:after="240"/>
+      </w:pPr>
+      <w:r>
+        <w:t>Figur 2. Fyndplatser och buffertzoner för knärot i det avverkningsanmälda området. Endast fyndplatser vars buffertzoner överlappar med det avverkningsanmälda området har tagits med i visualiseringen. Kartans mittpunktskoordinat är N 6509428, E 567806 i SWEREF 99 TM.</w:t>
+      </w:r>
+    </w:p>
+    <w:p>
+      <w:r>
+        <w:rPr>
+          <w:b/>
+        </w:rPr>
+        <w:t xml:space="preserve">Tallticka (NT) </w:t>
+      </w:r>
+      <w:r>
+        <w:t xml:space="preserve">uppträder först på tallar som är 100–150 år gamla men är vanligast på träd som är runt 150–200 år eller äldre. I skogslandskapet är den främst knuten till tallnaturskogar och restbiotoper med biologiskt gamla träd och signalerar vanligtvis skyddsvärda tallbestånd med höga naturvärden. Tallticka är typisk art för </w:t>
+      </w:r>
+      <w:r>
+        <w:rPr>
+          <w:i/>
+        </w:rPr>
+        <w:t xml:space="preserve">9010 Taiga </w:t>
+      </w:r>
+      <w:r>
         <w:t xml:space="preserve">och </w:t>
       </w:r>
       <w:r>
@@ -439,6 +539,35 @@
       </w:r>
       <w:r>
         <w:t>(Nitare &amp; Skogsstyrelsen, 2019; SLU Artdatabanken, 2025).</w:t>
+      </w:r>
+    </w:p>
+    <w:p>
+      <w:r>
+        <w:rPr>
+          <w:b/>
+        </w:rPr>
+        <w:t>Spillkråka (§4)</w:t>
+      </w:r>
+      <w:r>
+        <w:t xml:space="preserve"> omfattas av bilaga 1 i EU:s fågeldirektiv och är typisk art för </w:t>
+      </w:r>
+      <w:r>
+        <w:rPr>
+          <w:i/>
+        </w:rPr>
+        <w:t xml:space="preserve">9010 Taiga </w:t>
+      </w:r>
+      <w:r>
+        <w:t>och</w:t>
+      </w:r>
+      <w:r>
+        <w:rPr>
+          <w:i/>
+        </w:rPr>
+        <w:t xml:space="preserve"> 9740 Skogsbevuxen myr</w:t>
+      </w:r>
+      <w:r>
+        <w:t>. Den behöver grova träd, främst tall, asp och bok som boträd. Skogsbruk med korta omloppstider och täta, homogena ungskogar utgör det största hotet. Spillkråka är en nyckelart i skogliga miljöer vars övergivna bohål utnyttjas av flera andra hålhäckande fågelarter och fladdermöss, däribland pärluggla (EN, §4), knipa (§4), salskrake (§4) och skogsduva (§4). Hökuggla (VU, §4) och slaguggla (§4) häckar ofta i högstubbar som brutits av i höjd med ett gammalt spillkråkebo (SLU Artdatabanken, 2026; Skogsstyrelsen, 2016).</w:t>
       </w:r>
     </w:p>
     <w:p>
@@ -493,6 +622,22 @@
       <w:r>
         <w:t>I den avverkningsanmälda skogen har fridlysta arter sina livsmiljöer och växtplatser. Att skada de fridlysta arternas livsmiljöer, växtplatser eller ekologiska funktion är inte tillåtet enligt artskyddsförordningen.</w:t>
       </w:r>
+      <w:r>
+        <w:rPr>
+          <w:i/>
+        </w:rPr>
+        <w:t xml:space="preserve"> EU:s medlemsländer och skogsbolag är skyldiga att agera i enlighet med EU:s fågeldirektiv där det uttryckligen står att direktivet gäller för fåglar samt för deras ägg, bon och </w:t>
+      </w:r>
+      <w:r>
+        <w:rPr>
+          <w:b/>
+          <w:i/>
+        </w:rPr>
+        <w:t xml:space="preserve">livsmiljöer </w:t>
+      </w:r>
+      <w:r>
+        <w:t>(artikel 1). Vidare att de åtgärder som vidtas inte får leda till en försämring av den nuvarande situationen beträffande bevarandet av de fågelarter som avses i artikel 1 (artikel 13).</w:t>
+      </w:r>
     </w:p>
     <w:p>
       <w:r>
@@ -531,7 +676,7 @@
         <w:rPr>
           <w:i/>
         </w:rPr>
-        <w:t>I det avverkningsanmälda skogsområdet har 7 naturvårdsarter varav 1 rödlistade arter sina livsmiljöer och växtplatser.</w:t>
+        <w:t>I det avverkningsanmälda skogsområdet har 10 naturvårdsarter varav 2 rödlistade arter sina livsmiljöer och växtplatser.</w:t>
       </w:r>
     </w:p>
     <w:p>
@@ -728,7 +873,9 @@
         <w:pStyle w:val="Title"/>
       </w:pPr>
       <w:r>
-        <w:t>BILAGA 1 – Rödlistade arter</w:t>
+        <w:t>BILAGA 1 –</w:t>
+        <w:br/>
+        <w:t>Fridlysta och rödlistade arter</w:t>
       </w:r>
     </w:p>
     <w:p>
@@ -736,45 +883,90 @@
         <w:pStyle w:val="Heading1"/>
       </w:pPr>
       <w:r>
-        <w:t>Mindre märgborre – ekologi samt krav på livsmiljön</w:t>
+        <w:t>Knärot – ekologi samt krav på livsmiljön</w:t>
       </w:r>
     </w:p>
     <w:p>
       <w:r>
-        <w:t xml:space="preserve">Mindre märgborre är en signalart för tallskog med höga naturvärden och kan lätt konstateras genom sina karaktäristiska måsvingeliknande gnagspår som ofta hittas på grova tallgrenar på marken. Mindre märgborre betraktas tillsammans med skarptandad barkborre som nyckelarter, eftersom en rad sällsynta efterföljande arter är beroende av deras gångsystem. Bland dessa kan nämnas åtgärdsprogramsarterna avlång barkborre (VU), </w:t>
+        <w:t xml:space="preserve">Knärot är typisk art för </w:t>
       </w:r>
       <w:r>
         <w:rPr>
           <w:i/>
         </w:rPr>
-        <w:t>Corticeus longulus</w:t>
-      </w:r>
-      <w:r>
-        <w:t xml:space="preserve"> (VU), tallgångbagge (VU), cholodkovskys bastborre (NT) och tallbarksvartbagge (NT) (Pettersson, 2014; Gunnarsson m fl., 1999).</w:t>
-      </w:r>
-    </w:p>
-    <w:p>
-      <w:r>
-        <w:t>Tallskogar tillhör de livsmiljöer som förändrats i stor skala, där många kvadratmil har omvandlats till unga produktionsskogar. I sådana skogar saknas förutsättningar för de ovannämnda sällsynta barkborrarna och alltmer kunskap tyder på att skogsbrukets omvandling av skogslandskapet, missgynnar åtgärdsprogrammets arter även inne i skyddade områden (Hedgren, 2012; Hedgren m.fl., 2010; Wikars m.fl., 2010; Wikars, 2009). Orsaken är sannolikt att dagens intensiva skogsbruk trivialiserar faunan på nydöda träd. Detta sker genom att generalister förökas upp i sådan grad i den brukade skogen att dessa även kommer att dominera i de för hållandevis små och fragmenterade områden som avsätts för naturvård (Appelqvist, 2005; Janzen, 1983; Ås, 1999).</w:t>
-      </w:r>
-    </w:p>
-    <w:p>
-      <w:r>
-        <w:t>Ett tydligt exempel på en generalist som gynnas av dagens skogsbruk är större märgborre på nydöd tall. Denna utvecklas förutom i vindfällen gärna i avverkningsavfall, inklusive avverkningsstubbar och röjningsstammar. Därmed har den större märgborren möjlighet att upprätthålla stora och stabila populationer på huvuddelen av landets skogsmark, vilket leder till en trivialisering av faunan. Större märgborre inverkar sannolikt direkt negativt på arter som tolvtandad barkborre (EN) och avlång barkborre (VU), och indirekt på de som är gynnade av blånadssvampar, dvs. följearter till framförallt mindre märgborre och skarptandad barkborre. De barkborrar som missgynnas av större märgborre är i mycket högre grad gynnade av tallar som dör genom självgallring, dvs. i normalfallet skog som inte används till skogsproduktion (Pettersson, 2014; Wikars, skriftl.).</w:t>
-      </w:r>
-    </w:p>
-    <w:p>
-      <w:r>
-        <w:t xml:space="preserve">Rika förekomster av främst mindre märgborre men även skarptandad barkborre är en signal för artrikedom och inventeringar har visat att det är i skogar med en naturlig självgallring som det skapas förutsättningar för dessa arter samt de efterföljande åtgärdsprogramsarterna (Pettersson, 2014; Hedgren, 2012). Tallskogar med stark förekomst av mindre märgborre och skarptandad barkborre bör avsättas som reservat. Generellt bör hänsyn tas vid slutavverkning av talldominerad skog så att avverkningsrester som gren- och toppdelar (s.k. GROT) lämnas. Mindre märgborre är typisk art för </w:t>
+        <w:t xml:space="preserve">9010 Taiga </w:t>
+      </w:r>
+      <w:r>
+        <w:t>och</w:t>
       </w:r>
       <w:r>
         <w:rPr>
           <w:i/>
         </w:rPr>
-        <w:t>9060 Åsbarrskog</w:t>
-      </w:r>
-      <w:r>
-        <w:t xml:space="preserve"> (Pettersson, 2014; SLU Artdatabanken, 2026).</w:t>
+        <w:t xml:space="preserve"> 9050 Näringsrik granskog</w:t>
+      </w:r>
+      <w:r>
+        <w:t>, fridlyst enligt 8 och 15 §§ artskyddsförordningen och klassad som sårbar (VU) enligt rödlistan 2020. Knärot är beroende av hög och jämn luftfuktighet i gamla, ostörda skogsmiljöer och är känslig för snabba förändringar av ljus-/vindförhållanden eller uttorkning. På grund av ett alltför intensivt skogsbruk har den minskat med 40 (25–50) % under de senaste 60 åren och i framtiden bedöms minskningstakten uppgå till 30 (20–40) %. Till följd av att arten har en dokumenterat högre minskningstakt i förhållande till sin generationstid än vad som tidigare varit känt (data från Riksskogstaxeringen) höjdes den till hotkategori sårbar (VU) i rödlistan 2020 (SLU Artdatabanken, 2024).</w:t>
+      </w:r>
+    </w:p>
+    <w:p>
+      <w:r>
+        <w:t>En analys av 79 floraväktarlokaler åren 1990–2015 vilka återbesökts under 2020–2024 visade på en tydlig negativ påverkan på knärotsförekomster från större hyggen i närområdet (inom 150–200 m) vilket indikerar att kanteffekter har en stor påverkan på populationerna. Resultaten bekräftar knärotens känslighet för kanteffekter och visar vikten av att skydda större skogsbestånd för att bevara arten. Om det blir höga andelar (&gt;30%) hyggen inom 200 meter från en knärotsförekomst så ökar risken för att en knärotspopulation dör ut och det verkar det behövas någonstans mellan 100 och 150 meters skyddszon för att bevara arten på lång sikt (Sebestyén &amp; Sundberg, 2025). Detta stöds även av en studie (Johansson et al, 2026) baserad på data från Riksskogstaxeringen som visar att knäroten minskat med 66 % under perioden 1993–2022 samt att det finns en stark korrelation mellan minskande arealer kontinuitetsskog och lokal utdöenderisk. Knäroten uppvisade en mycket låg koloniseringsgrad (0,7 % över 10 år) i kombination med hög lokal utrotningsrisk (75,2 %), där utrotningssannolikheten ökade kraftigt när arealen kontinuitetsskog minskade mellan undersökningar, t.ex. på grund av kalhyggesbruk (Johansson et al., 2026).</w:t>
+      </w:r>
+    </w:p>
+    <w:p>
+      <w:r>
+        <w:t xml:space="preserve">Samuel Johnsons doktorsavhandling </w:t>
+      </w:r>
+      <w:r>
+        <w:rPr>
+          <w:i/>
+        </w:rPr>
+        <w:t>“Retention Forestry as a Conservation Measure for Boreal Forest Ground Vegetation”</w:t>
+      </w:r>
+      <w:r>
+        <w:t xml:space="preserve"> (SLU, Uppsala 2014) visar att det krävs väl tilltagna skyddszoner för att knärotens växtplatser inte ska ta skada av skogsbruksåtgärder i intilliggande områden: </w:t>
+      </w:r>
+      <w:r>
+        <w:rPr>
+          <w:i/>
+        </w:rPr>
+        <w:t xml:space="preserve">“Study III shows that retention patches smaller than 0.5 ha do not lifeboat the sensitive forest herb G. repens, a species that depend on stable microclimatic conditions typical for intact forest stands.” </w:t>
+      </w:r>
+      <w:r>
+        <w:t xml:space="preserve">Vidare </w:t>
+      </w:r>
+      <w:r>
+        <w:rPr>
+          <w:i/>
+        </w:rPr>
+        <w:t>“More sensitive forest species are not lifeboated in retention patches ranging from 0.05 to 0.5 ha (Papers II &amp; III).”</w:t>
+      </w:r>
+    </w:p>
+    <w:p>
+      <w:r>
+        <w:t xml:space="preserve">Johnsons (2014) rekommendation på minst 50 meters breda skyddszoner runt knärotens växtplatser motsvarar en areal på 0,78 hektar, vilket ligger i linje med andra studier som gjorts på känsliga skogsarter: </w:t>
+      </w:r>
+      <w:r>
+        <w:rPr>
+          <w:i/>
+        </w:rPr>
+        <w:t>“In study III I also show that translocated specimens of G. repens survives well in mature forests at least 50 m from the nearest edge to an open area. Moreover, measures of temperature and humidity show that such distances from an open area is far enough to offer a microclimate that is more stable compared to what present in retention patches of around 0.1 ha. This means that the very centre of a circular patch with radius 50 m (equals a size of 0.78 ha) should offer conditions similar to interior forest and would perhaps be a suitable habitat for G. repens and similar species. Previous studies from both North America and Sweden have also concluded that patches between 0.5 and one ha are sufficient for preserving interior forest vegetation as well as sensitive lichens and bryophytes (de Graaf &amp; Roberts 2009; Halpern et al. 2012; Rudolphi et al. 2014).”</w:t>
+      </w:r>
+    </w:p>
+    <w:p>
+      <w:r>
+        <w:t>Ytterligare en studie (Koelmeijer m.fl., 2022) inkluderar knärotens skyddsbehov. I uppsatsen berörs problemet med uttorkning för växter, bl.a. för knärot, ett problem som blivit accentuerat på grund av den pågående klimatförändringen och torra somrar, t.ex. den exceptionellt torra sommaren 2018. I uppsatsen undersöks områden med tre olika avstånd från kalhyggeskant med avseende på skydd bl.a. för knärot. Det första området har avstånd upp till 20 m från hyggeskant (Strong edge effect), det andra 20–40 m från hyggeskant (Weak edge effect) och det tredje avser större avstånd från hyggeskant, där kanteffekten anses vara försumbar (Interior). Ett resultat var att man fann stor eller mycket stor uttorkningseffekt på känsliga och rödlistade skogsarter vid de kortare avstånden till hyggeskant, medan effekt av uttorkning inte konstaterades på större avstånd (Interior). För orkidén knärot fann man en rik förekomst (upp till 0,06 dm2/m2) på stort avstånd från hyggeskant (Interior), medan förekomsten var liten eller närmast försumbar i de områden som klassificerades som Weak edge effect respektive Strong edge effect. Arbetet påpekar att de allt oftare förekommande torra somrarna ger ytterligare skäl att utöka skyddsavståndet från hyggen till den fuktkrävande arten knärot (Koelmeijer m.fl., 2022).</w:t>
+      </w:r>
+    </w:p>
+    <w:p>
+      <w:r>
+        <w:t>Även Skogsstyrelsens egen vägledning för hänsyn till knärot ligger i linje med ovanstående forskningsstudier. Av vägledningen framgår det att för med hög sannolikhet kunna bevara befintliga förekomster krävs relativt stora avsättningar av uppvuxen skog med slutet och relativt tätt kronskikt. Som riktlinje kan krävas ett avstånd på 50 meter in från brynet för att vidmakthålla ett fungerande mikroklimat. Detta innebär att fristående hänsynsytor för många arter (kärlväxter, lavar och mossor) kan behöva ha en area överstigande 0,8 hektar (cirkelyta med radien 50 meter = 0,78 hektar) för att bibehålla lokalklimatet. Även ganska små förändringar i form av förändrade ljus- och fuktighetsförhållanden, till exempel till följd av gallring, kan leda till att arten försvinner till följd av konkurrens med mera ljuskrävande och snabbväxande arter (Skogsstyrelsen, 2022).</w:t>
+      </w:r>
+    </w:p>
+    <w:p>
+      <w:r>
+        <w:t>Vid tillämpning av försiktighetsprincipen enligt 2 kap. 3 § miljöbalken bör sålunda 100–150 meters skyddszon lämnas runt knärotens växtplatser.</w:t>
       </w:r>
     </w:p>
     <w:p>
@@ -782,6 +974,195 @@
         <w:pStyle w:val="Heading2"/>
       </w:pPr>
       <w:r>
+        <w:t>Referenser – knärot</w:t>
+      </w:r>
+    </w:p>
+    <w:p>
+      <w:r>
+        <w:t xml:space="preserve">de Graaf M &amp; Roberts M.R., 2009. </w:t>
+      </w:r>
+      <w:r>
+        <w:rPr>
+          <w:i/>
+        </w:rPr>
+        <w:t xml:space="preserve">Short-term response of the herbaceous layer within leave patches after harvest. </w:t>
+      </w:r>
+      <w:r>
+        <w:t>Forest Ecology and Management 257, 1014–1025.</w:t>
+      </w:r>
+    </w:p>
+    <w:p>
+      <w:r>
+        <w:t xml:space="preserve">Halpern, C. B., Halaj, J., Evans, S. A., &amp; Dovciak, M., 2012. </w:t>
+      </w:r>
+      <w:r>
+        <w:rPr>
+          <w:i/>
+        </w:rPr>
+        <w:t xml:space="preserve">Level and pattern of overstory retention interact to shape long-term responses of understories to timber harvest. </w:t>
+      </w:r>
+      <w:r>
+        <w:t>Ecological Applications, 22, 2049–2064.</w:t>
+      </w:r>
+    </w:p>
+    <w:p>
+      <w:r>
+        <w:t>Johansson, V., Jansson, M. och Bergman, K-O</w:t>
+      </w:r>
+      <w:r>
+        <w:rPr>
+          <w:i/>
+        </w:rPr>
+        <w:t>.</w:t>
+      </w:r>
+      <w:r>
+        <w:t>, 2026.</w:t>
+      </w:r>
+      <w:r>
+        <w:rPr>
+          <w:i/>
+        </w:rPr>
+        <w:t xml:space="preserve"> A 30-year population decline of a threatened forest orchid associated with old growth forests</w:t>
+      </w:r>
+      <w:r>
+        <w:t>. Department of Physics, Chemistry and Biology (IFM), Linköping University.</w:t>
+      </w:r>
+    </w:p>
+    <w:p>
+      <w:r>
+        <w:t xml:space="preserve">Johnson, S., 2014. </w:t>
+      </w:r>
+      <w:r>
+        <w:rPr>
+          <w:i/>
+        </w:rPr>
+        <w:t>Retention Forestry as a Conservation Measure for Boreal Forest Ground Vegetation</w:t>
+      </w:r>
+      <w:r>
+        <w:t>. Doktorsavhandling, SLU, Uppsala.</w:t>
+      </w:r>
+    </w:p>
+    <w:p>
+      <w:r>
+        <w:t xml:space="preserve">Koelmeijer, I. A., Ehrlén, J., Jönsson, M., De Frenne, P., Berg, P., Andersson, J., Weibull, H. &amp; Hylander, N. 2022. </w:t>
+      </w:r>
+      <w:r>
+        <w:rPr>
+          <w:i/>
+        </w:rPr>
+        <w:t xml:space="preserve">Interactive effects of drought and edge exposure on old-growth forest understory species. </w:t>
+      </w:r>
+      <w:r>
+        <w:t>Landscape Ecology, 37, sid 1839–1853.</w:t>
+      </w:r>
+    </w:p>
+    <w:p>
+      <w:r>
+        <w:t xml:space="preserve">Rudolphi, J., Jönsson, M. T., &amp; Gustafsson, L., 2014. </w:t>
+      </w:r>
+      <w:r>
+        <w:rPr>
+          <w:i/>
+        </w:rPr>
+        <w:t xml:space="preserve">Biological legacies buffer local species extinction after logging. </w:t>
+      </w:r>
+      <w:r>
+        <w:t>Journal of Applied Ecology. 51, 53–62.</w:t>
+      </w:r>
+    </w:p>
+    <w:p>
+      <w:r>
+        <w:t xml:space="preserve">Sebestyén, L. och Sundberg, S. 2025.  </w:t>
+      </w:r>
+      <w:r>
+        <w:rPr>
+          <w:i/>
+        </w:rPr>
+        <w:t>Påverkan på knärotslokaler från hyggen i närheten.</w:t>
+      </w:r>
+      <w:r>
+        <w:t xml:space="preserve"> DAPHNE 36:1 2025. Botaniska Sällskapet i Stockholm.</w:t>
+      </w:r>
+    </w:p>
+    <w:p>
+      <w:r>
+        <w:t xml:space="preserve">Skogsstyrelsen, 2022. </w:t>
+      </w:r>
+      <w:r>
+        <w:rPr>
+          <w:i/>
+        </w:rPr>
+        <w:t xml:space="preserve">Vägledning för hänsyn till knärot. </w:t>
+      </w:r>
+      <w:r>
+        <w:t>https://www.skogsstyrelsen.se/lag-och-tillsyn/artskydd/vagledningar-och-kunskapsstod-artskydd/vagledning-for-hansyn-till-knarot/.</w:t>
+      </w:r>
+    </w:p>
+    <w:p>
+      <w:r>
+        <w:t xml:space="preserve">SLU Artdatabanken, 2024. </w:t>
+      </w:r>
+      <w:r>
+        <w:rPr>
+          <w:i/>
+        </w:rPr>
+        <w:t xml:space="preserve">Artfaktablad. Naturvård – artfakta. </w:t>
+      </w:r>
+      <w:r>
+        <w:t>SLU Artdatabanken, Uppsala.</w:t>
+      </w:r>
+    </w:p>
+    <w:p>
+      <w:pPr>
+        <w:pStyle w:val="Heading1"/>
+      </w:pPr>
+      <w:r>
+        <w:t>Mindre märgborre – ekologi samt krav på livsmiljön</w:t>
+      </w:r>
+    </w:p>
+    <w:p>
+      <w:r>
+        <w:t xml:space="preserve">Mindre märgborre är en signalart för tallskog med höga naturvärden och kan lätt konstateras genom sina karaktäristiska måsvingeliknande gnagspår som ofta hittas på grova tallgrenar på marken. Mindre märgborre betraktas tillsammans med skarptandad barkborre som nyckelarter, eftersom en rad sällsynta efterföljande arter är beroende av deras gångsystem. Bland dessa kan nämnas åtgärdsprogramsarterna avlång barkborre (VU), </w:t>
+      </w:r>
+      <w:r>
+        <w:rPr>
+          <w:i/>
+        </w:rPr>
+        <w:t>Corticeus longulus</w:t>
+      </w:r>
+      <w:r>
+        <w:t xml:space="preserve"> (VU), tallgångbagge (VU), cholodkovskys bastborre (NT) och tallbarksvartbagge (NT) (Pettersson, 2014; Gunnarsson m fl., 1999).</w:t>
+      </w:r>
+    </w:p>
+    <w:p>
+      <w:r>
+        <w:t>Tallskogar tillhör de livsmiljöer som förändrats i stor skala, där många kvadratmil har omvandlats till unga produktionsskogar. I sådana skogar saknas förutsättningar för de ovannämnda sällsynta barkborrarna och alltmer kunskap tyder på att skogsbrukets omvandling av skogslandskapet, missgynnar åtgärdsprogrammets arter även inne i skyddade områden (Hedgren, 2012; Hedgren m.fl., 2010; Wikars m.fl., 2010; Wikars, 2009). Orsaken är sannolikt att dagens intensiva skogsbruk trivialiserar faunan på nydöda träd. Detta sker genom att generalister förökas upp i sådan grad i den brukade skogen att dessa även kommer att dominera i de för hållandevis små och fragmenterade områden som avsätts för naturvård (Appelqvist, 2005; Janzen, 1983; Ås, 1999).</w:t>
+      </w:r>
+    </w:p>
+    <w:p>
+      <w:r>
+        <w:t>Ett tydligt exempel på en generalist som gynnas av dagens skogsbruk är större märgborre på nydöd tall. Denna utvecklas förutom i vindfällen gärna i avverkningsavfall, inklusive avverkningsstubbar och röjningsstammar. Därmed har den större märgborren möjlighet att upprätthålla stora och stabila populationer på huvuddelen av landets skogsmark, vilket leder till en trivialisering av faunan. Större märgborre inverkar sannolikt direkt negativt på arter som tolvtandad barkborre (EN) och avlång barkborre (VU), och indirekt på de som är gynnade av blånadssvampar, dvs. följearter till framförallt mindre märgborre och skarptandad barkborre. De barkborrar som missgynnas av större märgborre är i mycket högre grad gynnade av tallar som dör genom självgallring, dvs. i normalfallet skog som inte används till skogsproduktion (Pettersson, 2014; Wikars, skriftl.).</w:t>
+      </w:r>
+    </w:p>
+    <w:p>
+      <w:r>
+        <w:t xml:space="preserve">Rika förekomster av främst mindre märgborre men även skarptandad barkborre är en signal för artrikedom och inventeringar har visat att det är i skogar med en naturlig självgallring som det skapas förutsättningar för dessa arter samt de efterföljande åtgärdsprogramsarterna (Pettersson, 2014; Hedgren, 2012). Tallskogar med stark förekomst av mindre märgborre och skarptandad barkborre bör avsättas som reservat. Generellt bör hänsyn tas vid slutavverkning av talldominerad skog så att avverkningsrester som gren- och toppdelar (s.k. GROT) lämnas. Mindre märgborre är typisk art för </w:t>
+      </w:r>
+      <w:r>
+        <w:rPr>
+          <w:i/>
+        </w:rPr>
+        <w:t>9060 Åsbarrskog</w:t>
+      </w:r>
+      <w:r>
+        <w:t xml:space="preserve"> (Pettersson, 2014; SLU Artdatabanken, 2026).</w:t>
+      </w:r>
+    </w:p>
+    <w:p>
+      <w:pPr>
+        <w:pStyle w:val="Heading2"/>
+      </w:pPr>
+      <w:r>
         <w:t>Referenser – mindre märgborre</w:t>
       </w:r>
     </w:p>
@@ -923,6 +1304,78 @@
       </w:r>
       <w:r>
         <w:t xml:space="preserve"> Länsstyrelsen Gävleborg, Rapport 2009:14.</w:t>
+      </w:r>
+    </w:p>
+    <w:p>
+      <w:pPr>
+        <w:pStyle w:val="Heading1"/>
+      </w:pPr>
+      <w:r>
+        <w:t>Spillkråka – ekologi samt krav på livsmiljön</w:t>
+      </w:r>
+    </w:p>
+    <w:p>
+      <w:r>
+        <w:t xml:space="preserve">Spillkråka (§4) ingår i bilaga 1 EU:s fågeldirektiv och är typisk art för </w:t>
+      </w:r>
+      <w:r>
+        <w:rPr>
+          <w:i/>
+        </w:rPr>
+        <w:t xml:space="preserve">9010 Taiga </w:t>
+      </w:r>
+      <w:r>
+        <w:t>och</w:t>
+      </w:r>
+      <w:r>
+        <w:rPr>
+          <w:i/>
+        </w:rPr>
+        <w:t xml:space="preserve"> 9740 Skogsbevuxen myr</w:t>
+      </w:r>
+      <w:r>
+        <w:t>. Den lever i både barr- och blandskog liksom i ren lövskog. De tätaste populationerna tenderar att finnas i äldre, variationsrik blandskog med gott om död ved och gamla träd. Varje par utnyttjar 400–1000 hektar skog beroende på skogens kvalitet. Skogsbruk med korta omloppstider och täta, homogena ungskogar utgör det största hotet (SLU Artdatabanken, 2026).</w:t>
+      </w:r>
+    </w:p>
+    <w:p>
+      <w:r>
+        <w:t>Spillkråka är en nyckelart i skogliga miljöer vars övergivna bohål utnyttjas av flera andra hålhäckande fågelarter och fladdermöss, däribland pärluggla (EN, §4), knipa (§4), salskrake (§4) och skogsduva (§4). Hökuggla (VU, §4) och slaguggla (§4) häckar ofta i högstubbar som brutits av i höjd med ett gammalt spillkråkebo (Skogsstyrelsen, 2016).</w:t>
+      </w:r>
+    </w:p>
+    <w:p>
+      <w:pPr>
+        <w:pStyle w:val="Heading2"/>
+      </w:pPr>
+      <w:r>
+        <w:t>Referenser – spillkråka</w:t>
+      </w:r>
+    </w:p>
+    <w:p>
+      <w:r>
+        <w:t xml:space="preserve">Skogsstyrelsen, 2016. </w:t>
+      </w:r>
+      <w:r>
+        <w:rPr>
+          <w:i/>
+        </w:rPr>
+        <w:t xml:space="preserve">Vägledning för hänsyn till spillkråka. </w:t>
+      </w:r>
+      <w:r>
+        <w:t>Vägledningar och kunskapsstöd artskydd – Skogsstyrelsen.</w:t>
+      </w:r>
+    </w:p>
+    <w:p>
+      <w:r>
+        <w:t xml:space="preserve">SLU Artdatabanken, 2026. </w:t>
+      </w:r>
+      <w:r>
+        <w:rPr>
+          <w:i/>
+        </w:rPr>
+        <w:t xml:space="preserve">Artfaktablad. Naturvård – artfakta. </w:t>
+      </w:r>
+      <w:r>
+        <w:t>SLU Artdatabanken, Uppsala.</w:t>
       </w:r>
     </w:p>
     <w:sectPr>
@@ -1053,7 +1506,7 @@
     <w:r>
       <w:tab/>
       <w:tab/>
-      <w:t>2026-07-15</w:t>
+      <w:t>2026-07-16</w:t>
       <w:br/>
       <w:br/>
     </w:r>

--- a/klagomål/A 28141-2026 FSC-klagomål.docx
+++ b/klagomål/A 28141-2026 FSC-klagomål.docx
@@ -1506,7 +1506,7 @@
     <w:r>
       <w:tab/>
       <w:tab/>
-      <w:t>2026-07-16</w:t>
+      <w:t>2026-07-17</w:t>
       <w:br/>
       <w:br/>
     </w:r>

--- a/klagomål/A 28141-2026 FSC-klagomål.docx
+++ b/klagomål/A 28141-2026 FSC-klagomål.docx
@@ -1506,7 +1506,7 @@
     <w:r>
       <w:tab/>
       <w:tab/>
-      <w:t>2026-07-17</w:t>
+      <w:t>2026-07-18</w:t>
       <w:br/>
       <w:br/>
     </w:r>

--- a/klagomål/A 28141-2026 FSC-klagomål.docx
+++ b/klagomål/A 28141-2026 FSC-klagomål.docx
@@ -1506,7 +1506,7 @@
     <w:r>
       <w:tab/>
       <w:tab/>
-      <w:t>2026-07-18</w:t>
+      <w:t>2026-07-19</w:t>
       <w:br/>
       <w:br/>
     </w:r>

--- a/klagomål/A 28141-2026 FSC-klagomål.docx
+++ b/klagomål/A 28141-2026 FSC-klagomål.docx
@@ -1506,7 +1506,7 @@
     <w:r>
       <w:tab/>
       <w:tab/>
-      <w:t>2026-07-19</w:t>
+      <w:t>2026-07-20</w:t>
       <w:br/>
       <w:br/>
     </w:r>

--- a/klagomål/A 28141-2026 FSC-klagomål.docx
+++ b/klagomål/A 28141-2026 FSC-klagomål.docx
@@ -1506,7 +1506,7 @@
     <w:r>
       <w:tab/>
       <w:tab/>
-      <w:t>2026-07-20</w:t>
+      <w:t>2026-07-21</w:t>
       <w:br/>
       <w:br/>
     </w:r>

--- a/klagomål/A 28141-2026 FSC-klagomål.docx
+++ b/klagomål/A 28141-2026 FSC-klagomål.docx
@@ -1506,7 +1506,7 @@
     <w:r>
       <w:tab/>
       <w:tab/>
-      <w:t>2026-07-21</w:t>
+      <w:t>2026-07-22</w:t>
       <w:br/>
       <w:br/>
     </w:r>

--- a/klagomål/A 28141-2026 FSC-klagomål.docx
+++ b/klagomål/A 28141-2026 FSC-klagomål.docx
@@ -1506,7 +1506,7 @@
     <w:r>
       <w:tab/>
       <w:tab/>
-      <w:t>2026-07-22</w:t>
+      <w:t>2026-07-23</w:t>
       <w:br/>
       <w:br/>
     </w:r>

--- a/klagomål/A 28141-2026 FSC-klagomål.docx
+++ b/klagomål/A 28141-2026 FSC-klagomål.docx
@@ -1506,7 +1506,7 @@
     <w:r>
       <w:tab/>
       <w:tab/>
-      <w:t>2026-07-23</w:t>
+      <w:t>2026-07-24</w:t>
       <w:br/>
       <w:br/>
     </w:r>

--- a/klagomål/A 28141-2026 FSC-klagomål.docx
+++ b/klagomål/A 28141-2026 FSC-klagomål.docx
@@ -1506,7 +1506,7 @@
     <w:r>
       <w:tab/>
       <w:tab/>
-      <w:t>2026-07-24</w:t>
+      <w:t>2026-07-25</w:t>
       <w:br/>
       <w:br/>
     </w:r>

--- a/klagomål/A 28141-2026 FSC-klagomål.docx
+++ b/klagomål/A 28141-2026 FSC-klagomål.docx
@@ -1506,7 +1506,7 @@
     <w:r>
       <w:tab/>
       <w:tab/>
-      <w:t>2026-07-25</w:t>
+      <w:t>2026-07-26</w:t>
       <w:br/>
       <w:br/>
     </w:r>

--- a/klagomål/A 28141-2026 FSC-klagomål.docx
+++ b/klagomål/A 28141-2026 FSC-klagomål.docx
@@ -1506,7 +1506,7 @@
     <w:r>
       <w:tab/>
       <w:tab/>
-      <w:t>2026-07-26</w:t>
+      <w:t>2026-07-27</w:t>
       <w:br/>
       <w:br/>
     </w:r>

--- a/klagomål/A 28141-2026 FSC-klagomål.docx
+++ b/klagomål/A 28141-2026 FSC-klagomål.docx
@@ -1506,7 +1506,7 @@
     <w:r>
       <w:tab/>
       <w:tab/>
-      <w:t>2026-07-27</w:t>
+      <w:t>2026-07-28</w:t>
       <w:br/>
       <w:br/>
     </w:r>

--- a/klagomål/A 28141-2026 FSC-klagomål.docx
+++ b/klagomål/A 28141-2026 FSC-klagomål.docx
@@ -1506,7 +1506,7 @@
     <w:r>
       <w:tab/>
       <w:tab/>
-      <w:t>2026-07-28</w:t>
+      <w:t>2026-07-29</w:t>
       <w:br/>
       <w:br/>
     </w:r>

--- a/klagomål/A 28141-2026 FSC-klagomål.docx
+++ b/klagomål/A 28141-2026 FSC-klagomål.docx
@@ -1506,7 +1506,7 @@
     <w:r>
       <w:tab/>
       <w:tab/>
-      <w:t>2026-07-29</w:t>
+      <w:t>2026-07-30</w:t>
       <w:br/>
       <w:br/>
     </w:r>

--- a/klagomål/A 28141-2026 FSC-klagomål.docx
+++ b/klagomål/A 28141-2026 FSC-klagomål.docx
@@ -1506,7 +1506,7 @@
     <w:r>
       <w:tab/>
       <w:tab/>
-      <w:t>2026-07-30</w:t>
+      <w:t>2026-07-31</w:t>
       <w:br/>
       <w:br/>
     </w:r>

--- a/klagomål/A 28141-2026 FSC-klagomål.docx
+++ b/klagomål/A 28141-2026 FSC-klagomål.docx
@@ -1506,7 +1506,7 @@
     <w:r>
       <w:tab/>
       <w:tab/>
-      <w:t>2026-07-31</w:t>
+      <w:t>2026-08-01</w:t>
       <w:br/>
       <w:br/>
     </w:r>

--- a/klagomål/A 28141-2026 FSC-klagomål.docx
+++ b/klagomål/A 28141-2026 FSC-klagomål.docx
@@ -1506,7 +1506,7 @@
     <w:r>
       <w:tab/>
       <w:tab/>
-      <w:t>2026-08-01</w:t>
+      <w:t>2026-08-02</w:t>
       <w:br/>
       <w:br/>
     </w:r>

--- a/klagomål/A 28141-2026 FSC-klagomål.docx
+++ b/klagomål/A 28141-2026 FSC-klagomål.docx
@@ -1506,7 +1506,7 @@
     <w:r>
       <w:tab/>
       <w:tab/>
-      <w:t>2026-08-02</w:t>
+      <w:t>2026-08-03</w:t>
       <w:br/>
       <w:br/>
     </w:r>

--- a/klagomål/A 28141-2026 FSC-klagomål.docx
+++ b/klagomål/A 28141-2026 FSC-klagomål.docx
@@ -1506,7 +1506,7 @@
     <w:r>
       <w:tab/>
       <w:tab/>
-      <w:t>2026-08-03</w:t>
+      <w:t>2026-08-05</w:t>
       <w:br/>
       <w:br/>
     </w:r>

--- a/klagomål/A 28141-2026 FSC-klagomål.docx
+++ b/klagomål/A 28141-2026 FSC-klagomål.docx
@@ -1506,7 +1506,7 @@
     <w:r>
       <w:tab/>
       <w:tab/>
-      <w:t>2026-08-05</w:t>
+      <w:t>2026-08-07</w:t>
       <w:br/>
       <w:br/>
     </w:r>

--- a/klagomål/A 28141-2026 FSC-klagomål.docx
+++ b/klagomål/A 28141-2026 FSC-klagomål.docx
@@ -1506,7 +1506,7 @@
     <w:r>
       <w:tab/>
       <w:tab/>
-      <w:t>2026-08-07</w:t>
+      <w:t>2026-08-08</w:t>
       <w:br/>
       <w:br/>
     </w:r>

--- a/klagomål/A 28141-2026 FSC-klagomål.docx
+++ b/klagomål/A 28141-2026 FSC-klagomål.docx
@@ -216,7 +216,7 @@
         <w:spacing w:after="240"/>
       </w:pPr>
       <w:r>
-        <w:t>Figur 1. Fyndplatser för naturvårdsarter i och inom 22 meter från avverkningsanmälan. Markörer utan svart kant är placerade på fyndplatsen. Markörer med svart kant är placerade vid sidan av fyndplatsen har ett svart streck som visar fyndplatsens exakta position. Kartans mittpunktskoordinat är N 6509428, E 567806 i SWEREF 99 TM.</w:t>
+        <w:t>Figur 1. Fyndplatser för naturvårdsarter i och inom 22 meter från avverkningsanmälan. Markörer utan svart kant är placerade på fyndplatsen. Markörer med svart kant är placerade vid sidan av fyndplatsen och har ett svart streck som visar fyndplatsens exakta position. Kartans mittpunktskoordinat är N 6509428, E 567806 i SWEREF 99 TM.</w:t>
       </w:r>
     </w:p>
     <w:p>
@@ -1053,7 +1053,7 @@
     <w:r>
       <w:tab/>
       <w:tab/>
-      <w:t>2026-08-14</w:t>
+      <w:t>2026-08-15</w:t>
       <w:br/>
       <w:br/>
     </w:r>

--- a/klagomål/A 28141-2026 FSC-klagomål.docx
+++ b/klagomål/A 28141-2026 FSC-klagomål.docx
@@ -1053,7 +1053,7 @@
     <w:r>
       <w:tab/>
       <w:tab/>
-      <w:t>2026-08-15</w:t>
+      <w:t>2026-08-16</w:t>
       <w:br/>
       <w:br/>
     </w:r>

--- a/klagomål/A 28141-2026 FSC-klagomål.docx
+++ b/klagomål/A 28141-2026 FSC-klagomål.docx
@@ -1053,7 +1053,7 @@
     <w:r>
       <w:tab/>
       <w:tab/>
-      <w:t>2026-08-16</w:t>
+      <w:t>2026-08-17</w:t>
       <w:br/>
       <w:br/>
     </w:r>

--- a/klagomål/A 28141-2026 FSC-klagomål.docx
+++ b/klagomål/A 28141-2026 FSC-klagomål.docx
@@ -1053,7 +1053,7 @@
     <w:r>
       <w:tab/>
       <w:tab/>
-      <w:t>2026-08-17</w:t>
+      <w:t>2026-08-18</w:t>
       <w:br/>
       <w:br/>
     </w:r>

--- a/klagomål/A 28141-2026 FSC-klagomål.docx
+++ b/klagomål/A 28141-2026 FSC-klagomål.docx
@@ -1053,7 +1053,7 @@
     <w:r>
       <w:tab/>
       <w:tab/>
-      <w:t>2026-08-18</w:t>
+      <w:t>2026-08-19</w:t>
       <w:br/>
       <w:br/>
     </w:r>

--- a/klagomål/A 28141-2026 FSC-klagomål.docx
+++ b/klagomål/A 28141-2026 FSC-klagomål.docx
@@ -1053,7 +1053,7 @@
     <w:r>
       <w:tab/>
       <w:tab/>
-      <w:t>2026-08-19</w:t>
+      <w:t>2026-08-20</w:t>
       <w:br/>
       <w:br/>
     </w:r>

--- a/klagomål/A 28141-2026 FSC-klagomål.docx
+++ b/klagomål/A 28141-2026 FSC-klagomål.docx
@@ -1053,7 +1053,7 @@
     <w:r>
       <w:tab/>
       <w:tab/>
-      <w:t>2026-08-20</w:t>
+      <w:t>2026-08-21</w:t>
       <w:br/>
       <w:br/>
     </w:r>

--- a/klagomål/A 28141-2026 FSC-klagomål.docx
+++ b/klagomål/A 28141-2026 FSC-klagomål.docx
@@ -1053,7 +1053,7 @@
     <w:r>
       <w:tab/>
       <w:tab/>
-      <w:t>2026-08-21</w:t>
+      <w:t>2026-08-22</w:t>
       <w:br/>
       <w:br/>
     </w:r>

--- a/klagomål/A 28141-2026 FSC-klagomål.docx
+++ b/klagomål/A 28141-2026 FSC-klagomål.docx
@@ -1053,7 +1053,7 @@
     <w:r>
       <w:tab/>
       <w:tab/>
-      <w:t>2026-08-22</w:t>
+      <w:t>2026-08-23</w:t>
       <w:br/>
       <w:br/>
     </w:r>

--- a/klagomål/A 28141-2026 FSC-klagomål.docx
+++ b/klagomål/A 28141-2026 FSC-klagomål.docx
@@ -1053,7 +1053,7 @@
     <w:r>
       <w:tab/>
       <w:tab/>
-      <w:t>2026-08-23</w:t>
+      <w:t>2026-08-24</w:t>
       <w:br/>
       <w:br/>
     </w:r>

--- a/klagomål/A 28141-2026 FSC-klagomål.docx
+++ b/klagomål/A 28141-2026 FSC-klagomål.docx
@@ -1053,7 +1053,7 @@
     <w:r>
       <w:tab/>
       <w:tab/>
-      <w:t>2026-08-24</w:t>
+      <w:t>2026-08-25</w:t>
       <w:br/>
       <w:br/>
     </w:r>

--- a/klagomål/A 28141-2026 FSC-klagomål.docx
+++ b/klagomål/A 28141-2026 FSC-klagomål.docx
@@ -1053,7 +1053,7 @@
     <w:r>
       <w:tab/>
       <w:tab/>
-      <w:t>2026-08-25</w:t>
+      <w:t>2026-08-26</w:t>
       <w:br/>
       <w:br/>
     </w:r>

--- a/klagomål/A 28141-2026 FSC-klagomål.docx
+++ b/klagomål/A 28141-2026 FSC-klagomål.docx
@@ -1053,7 +1053,7 @@
     <w:r>
       <w:tab/>
       <w:tab/>
-      <w:t>2026-08-26</w:t>
+      <w:t>2026-08-27</w:t>
       <w:br/>
       <w:br/>
     </w:r>

--- a/klagomål/A 28141-2026 FSC-klagomål.docx
+++ b/klagomål/A 28141-2026 FSC-klagomål.docx
@@ -1053,7 +1053,7 @@
     <w:r>
       <w:tab/>
       <w:tab/>
-      <w:t>2026-08-27</w:t>
+      <w:t>2026-08-28</w:t>
       <w:br/>
       <w:br/>
     </w:r>

--- a/klagomål/A 28141-2026 FSC-klagomål.docx
+++ b/klagomål/A 28141-2026 FSC-klagomål.docx
@@ -1053,7 +1053,7 @@
     <w:r>
       <w:tab/>
       <w:tab/>
-      <w:t>2026-08-28</w:t>
+      <w:t>2026-08-29</w:t>
       <w:br/>
       <w:br/>
     </w:r>

--- a/klagomål/A 28141-2026 FSC-klagomål.docx
+++ b/klagomål/A 28141-2026 FSC-klagomål.docx
@@ -1053,7 +1053,7 @@
     <w:r>
       <w:tab/>
       <w:tab/>
-      <w:t>2026-08-29</w:t>
+      <w:t>2026-08-31</w:t>
       <w:br/>
       <w:br/>
     </w:r>

--- a/klagomål/A 28141-2026 FSC-klagomål.docx
+++ b/klagomål/A 28141-2026 FSC-klagomål.docx
@@ -1053,7 +1053,7 @@
     <w:r>
       <w:tab/>
       <w:tab/>
-      <w:t>2026-08-31</w:t>
+      <w:t>2026-09-01</w:t>
       <w:br/>
       <w:br/>
     </w:r>

--- a/klagomål/A 28141-2026 FSC-klagomål.docx
+++ b/klagomål/A 28141-2026 FSC-klagomål.docx
@@ -1053,7 +1053,7 @@
     <w:r>
       <w:tab/>
       <w:tab/>
-      <w:t>2026-09-01</w:t>
+      <w:t>2026-09-02</w:t>
       <w:br/>
       <w:br/>
     </w:r>

--- a/klagomål/A 28141-2026 FSC-klagomål.docx
+++ b/klagomål/A 28141-2026 FSC-klagomål.docx
@@ -1053,7 +1053,7 @@
     <w:r>
       <w:tab/>
       <w:tab/>
-      <w:t>2026-09-02</w:t>
+      <w:t>2026-09-03</w:t>
       <w:br/>
       <w:br/>
     </w:r>

--- a/klagomål/A 28141-2026 FSC-klagomål.docx
+++ b/klagomål/A 28141-2026 FSC-klagomål.docx
@@ -1053,7 +1053,7 @@
     <w:r>
       <w:tab/>
       <w:tab/>
-      <w:t>2026-09-03</w:t>
+      <w:t>2026-09-04</w:t>
       <w:br/>
       <w:br/>
     </w:r>

--- a/klagomål/A 28141-2026 FSC-klagomål.docx
+++ b/klagomål/A 28141-2026 FSC-klagomål.docx
@@ -1053,7 +1053,7 @@
     <w:r>
       <w:tab/>
       <w:tab/>
-      <w:t>2026-09-04</w:t>
+      <w:t>2026-09-05</w:t>
       <w:br/>
       <w:br/>
     </w:r>
